--- a/downloads/sections/t15-l07-cutover-morning-is-a-checklist-not-a-mood-example.docx
+++ b/downloads/sections/t15-l07-cutover-morning-is-a-checklist-not-a-mood-example.docx
@@ -79,7 +79,7 @@
     </w:p>
     <w:p>
       <w:r>
-        <w:t>confirm. This checklist is a teaching bridge for cutover discipline. It is not an official Five9 UCCE runbook.. last checked 2026-10.</w:t>
+        <w:t>confirm. This checklist is a teaching bridge for cutover discipline. It is not an official Five9 UCCE runbook. last checked 2026-10.</w:t>
       </w:r>
     </w:p>
   </w:body>
